--- a/docs/np_db_005.docx
+++ b/docs/np_db_005.docx
@@ -763,7 +763,7 @@
                 <w:b w:val="0"/>
                 <w:sz w:val="17"/>
               </w:rPr>
-              <w:t>Hub PCB Rev C (NP-HW-HUB-001 Rev 3, DRAFT): distributed cluster-controller tier. Rev 2 (Hub PCB Rev B) is archived verbatim as Appendix A; its DG2788A topology and TIA-saturation analysis carry forward onto the cluster carriers — only the count and the control source change. Zero GAIN_SEL GPIO remain.</w:t>
+              <w:t>Hub PCB Rev C (NP-HW-HUB-001 Rev 4, DRAFT): distributed cluster-controller tier. Rev 2 (Hub PCB Rev B) is archived verbatim as Appendix A; its DG2788A topology and TIA-saturation analysis carry forward onto the cluster carriers — only the count and the control source change. Zero GAIN_SEL GPIO remain.</w:t>
             </w:r>
           </w:p>
         </w:tc>
@@ -975,7 +975,7 @@
                 <w:b w:val="0"/>
                 <w:sz w:val="17"/>
               </w:rPr>
-              <w:t>Single NP_SAFETY_EN_PBM_CRANIAL bit (bit 0); bits 1–4 reserved and excluded from NP_SAFETY_EN_ALL_MASK (0x3FFF → 0x3FE1), so a hub still setting a retired zone bit has it stripped rather than enabling something else. PA4 double-assignment cleared.</w:t>
+              <w:t>Single NP_SAFETY_EN_PBM_CRANIAL bit (bit 0); bits 1–4 reserved and excluded from NP_SAFETY_EN_ALL_MASK (0x3FFF → 0x3FE1), so bits 1–4 are stripped in np_spi_watchdog_tick and can never enable anything. Note what that guard is NOT: no hub can set a retired zone bit — no hub hardware exists, and the ZONE macros were deleted in the same change — so the exclusion is defence in depth against a future authoring error, not compatibility with a deployed hub (NP-HW-HUB-001 Rev 4 §7.2). The reservation itself binds on separate Class C grounds: enable-bit position ≡ current_ua[] slot ≡ charge-accumulator index, which the 40 µC/cm² limit rests on. PA4 double-assignment cleared.</w:t>
             </w:r>
           </w:p>
         </w:tc>
@@ -1394,7 +1394,7 @@
                 <w:b w:val="0"/>
                 <w:sz w:val="17"/>
               </w:rPr>
-              <w:t>NP-HW-HUB-001 Rev 3 (DRAFT) — distributed cluster-controller tier replaces the five-slot star. The hub PCB no longer encodes the socket count at all, so REG-1 no longer blocks hub tooling.</w:t>
+              <w:t>NP-HW-HUB-001 Rev 4 (DRAFT) — distributed cluster-controller tier replaces the five-slot star. The hub PCB no longer encodes the socket count at all, so REG-1 no longer blocks hub tooling.</w:t>
             </w:r>
           </w:p>
         </w:tc>
@@ -7294,7 +7294,7 @@
               <w:rPr>
                 <w:sz w:val="19"/>
               </w:rPr>
-              <w:t>The 18-cluster count post-dates NP-DRV-SHELL-002 Rev 2 and NP-HW-HUB-001 Rev 3, both of which were written against ~12. Consequences not yet corrected in those documents (OI-HEXTILE-14): cluster-tier BOM $76.08 → $114.12; analog front ends scale with 18, not 12; and 18 exceeds BOTH the 16 provisioned connector positions AND the 8 branches × ≤2 clusters I2C tree. Interconnect options and a recommendation are recorded at NP-HW-HEXTILE-001 §8.2.2. The five-network split, the cluster-carrier selection and the zero-dynamic-flex conclusion are unaffected — only the counts and the enable ownership.</w:t>
+              <w:t>The 18-cluster count post-dates NP-DRV-SHELL-002 Rev 2 and NP-HW-HUB-001 Rev 3 (still uncorrected at Rev 4, which was a documentation-only change), both of which were written against ~12. Consequences not yet corrected in those documents (OI-HEXTILE-14): cluster-tier BOM $76.08 → $114.12; analog front ends scale with 18, not 12; and 18 exceeds BOTH the 16 provisioned connector positions AND the 8 branches × ≤2 clusters I2C tree. Interconnect options and a recommendation are recorded at NP-HW-HEXTILE-001 §8.2.2. The five-network split, the cluster-carrier selection and the zero-dynamic-flex conclusion are unaffected — only the counts and the enable ownership.</w:t>
             </w:r>
           </w:p>
         </w:tc>
@@ -7990,7 +7990,7 @@
         <w:rPr>
           <w:sz w:val="19"/>
         </w:rPr>
-        <w:t>Enable word: bit 0 is NP_SAFETY_EN_PBM_CRANIAL; bits 1–4 are reserved holes EXCLUDED from NP_SAFETY_EN_ALL_MASK (0x3FFF → 0x3FE1), so a hub still setting a retired zone bit has it stripped in np_spi_watchdog_tick rather than enabling something else. The bit position is deliberately NOT compacted: enable-bit position ≡ current_ua[] slot ≡ charge-accumulator index is a three-way Class C identity that the 40 µC/cm² limit rests on.</w:t>
+        <w:t>Enable word: bit 0 is NP_SAFETY_EN_PBM_CRANIAL; bits 1–4 are reserved holes EXCLUDED from NP_SAFETY_EN_ALL_MASK (0x3FFF → 0x3FE1), so bits 1–4 are stripped in np_spi_watchdog_tick and can never enable anything. That exclusion is defence in depth against a FUTURE authoring error re-introducing those positions — NOT compatibility with a deployed or legacy hub. No hub can set a retired zone bit: no hub hardware exists, and the NP_SAFETY_EN_PBM_ZONE_0..4 macros were deleted in the same change, surviving only in "Formerly …" comments (NP-HW-HUB-001 Rev 4 §7.2, corrected 2026-08-12). The reservation of bits 1–4 is unaffected and remains correct on independent Class C grounds: the bit position is deliberately NOT compacted, because enable-bit position ≡ current_ua[] slot ≡ charge-accumulator index is a three-way Class C identity that the 40 µC/cm² limit rests on, and that binds regardless of whether any hub exists.</w:t>
       </w:r>
     </w:p>
     <w:tbl>
@@ -8024,7 +8024,7 @@
               <w:rPr>
                 <w:sz w:val="19"/>
               </w:rPr>
-              <w:t>Whether the safety layer can cut ONE cluster or only the whole cranial lattice is open. NP-DRV-SHELL-002 specifies per-cluster SAFE_EN_n (18 GPIO); NP-HW-HUB-001 Rev 3 §7.2 specifies a single cranial bit (1 GPIO, all-or-nothing). Per-cluster policy bits would need the enable word widened to uint32_t (18 cluster + 9 modality = 27 &gt; 16). Tracked as OI-HUB-C07 / OI-HEXTILE-13; proposed resolution at NP-HW-HEXTILE-001 §8.4.1 — split the enable by IEC 62304 class, with Class B per-cluster gates for availability and one Class C bit in series as the hard interlock.</w:t>
+              <w:t>Whether the safety layer can cut ONE cluster or only the whole cranial lattice is open. NP-DRV-SHELL-002 specifies per-cluster SAFE_EN_n (18 GPIO); NP-HW-HUB-001 Rev 4 §7.2 specifies a single cranial bit (1 GPIO, all-or-nothing). Per-cluster policy bits would need the enable word widened to uint32_t (18 cluster + 9 modality = 27 &gt; 16). Tracked as OI-HUB-C07 / OI-HEXTILE-13; proposed resolution at NP-HW-HEXTILE-001 §8.4.1 — split the enable by IEC 62304 class, with Class B per-cluster gates for availability and one Class C bit in series as the hard interlock.</w:t>
             </w:r>
           </w:p>
         </w:tc>
@@ -14417,7 +14417,7 @@
                 <w:b w:val="0"/>
                 <w:sz w:val="16"/>
               </w:rPr>
-              <w:t>Rev 3, DRAFT</w:t>
+              <w:t>Rev 4, DRAFT</w:t>
             </w:r>
           </w:p>
         </w:tc>

--- a/docs/np_db_005.docx
+++ b/docs/np_db_005.docx
@@ -763,7 +763,7 @@
                 <w:b w:val="0"/>
                 <w:sz w:val="17"/>
               </w:rPr>
-              <w:t>Hub PCB Rev C (NP-HW-HUB-001 Rev 4, DRAFT): distributed cluster-controller tier. Rev 2 (Hub PCB Rev B) is archived verbatim as Appendix A; its DG2788A topology and TIA-saturation analysis carry forward onto the cluster carriers — only the count and the control source change. Zero GAIN_SEL GPIO remain.</w:t>
+              <w:t>Hub PCB Rev C (NP-HW-HUB-001 Rev 6, DRAFT): distributed cluster-controller tier. Rev 2 (Hub PCB Rev B) is archived verbatim as Appendix A; its DG2788A topology and TIA-saturation analysis carry forward onto the cluster carriers — only the count and the control source change. Zero GAIN_SEL GPIO remain.</w:t>
             </w:r>
           </w:p>
         </w:tc>
@@ -869,7 +869,7 @@
                 <w:b w:val="0"/>
                 <w:sz w:val="17"/>
               </w:rPr>
-              <w:t>NP-DRV-SHELL-002 Rev 2 (2026-07-29) cluster-carrier interconnect. Modules present an 18-contact back-face pad array — the module interconnect has zero dynamic-flex paths. The &lt;5 µVpp injected-artifact requirement that separation served is retained verbatim (DRC-18c → SH2-DRC-16) and met by four other mechanisms.</w:t>
+              <w:t>NP-DRV-SHELL-002 Rev 2 (2026-07-29) cluster-carrier interconnect. Modules present a 19-contact back-face pad array in two staggered rows (REQ-SKT-01) — the module interconnect has zero dynamic-flex paths. The &lt;5 µVpp injected-artifact requirement that separation served is retained verbatim (DRC-18c → SH2-DRC-16) and met by four other mechanisms.</w:t>
             </w:r>
           </w:p>
         </w:tc>
@@ -975,7 +975,7 @@
                 <w:b w:val="0"/>
                 <w:sz w:val="17"/>
               </w:rPr>
-              <w:t>Single NP_SAFETY_EN_PBM_CRANIAL bit (bit 0); bits 1–4 reserved and excluded from NP_SAFETY_EN_ALL_MASK (0x3FFF → 0x3FE1), so bits 1–4 are stripped in np_spi_watchdog_tick and can never enable anything. Note what that guard is NOT: no hub can set a retired zone bit — no hub hardware exists, and the ZONE macros were deleted in the same change — so the exclusion is defence in depth against a future authoring error, not compatibility with a deployed hub (NP-HW-HUB-001 Rev 4 §7.2). The reservation itself binds on separate Class C grounds: enable-bit position ≡ current_ua[] slot ≡ charge-accumulator index, which the 40 µC/cm² limit rests on. PA4 double-assignment cleared.</w:t>
+              <w:t>Single NP_SAFETY_EN_PBM_CRANIAL bit (bit 0); bits 1–4 reserved and excluded from NP_SAFETY_EN_ALL_MASK (0x3FFF → 0x3FE1), so bits 1–4 are stripped in np_spi_watchdog_tick and can never enable anything. Note what that guard is NOT: no hub can set a retired zone bit — no hub hardware exists, and the ZONE macros were deleted in the same change — so the exclusion is defence in depth against a future authoring error, not compatibility with a deployed hub (NP-HW-HUB-001 Rev 6 §7.2). The reservation itself binds on separate Class C grounds: enable-bit position ≡ current_ua[] slot ≡ charge-accumulator index, which the 40 µC/cm² limit rests on. PA4 double-assignment cleared.</w:t>
             </w:r>
           </w:p>
         </w:tc>
@@ -1223,6 +1223,48 @@
                 <w:sz w:val="19"/>
               </w:rPr>
               <w:t>Firmware and documents carrying retired mechanisms are individually banner-marked at their source: NP-FW-PBM1064-001 Rev 3, NP-HW-FPC-001, NP-FW-ZA-001, NP-HW-HUB-001 (Rev 2 → Appendix A), NP-DRV-SHELL-001 Rev 2, NP-PROC-FPC-1064-001, and the neurone_fpc_zone_module_spec_revA.docx / docs/superseded/np_drv_shell_001.docx pair. The zone_announce DDS audio engine and debounce algorithm remain reusable but need re-triggering from module-map events.</w:t>
+            </w:r>
+          </w:p>
+        </w:tc>
+      </w:tr>
+    </w:tbl>
+    <w:p>
+      <w:pPr>
+        <w:spacing w:after="40"/>
+      </w:pPr>
+    </w:p>
+    <w:tbl>
+      <w:tblPr>
+        <w:tblStyle w:val="TableGrid"/>
+        <w:tblW w:type="auto" w:w="0"/>
+        <w:jc w:val="center"/>
+        <w:tblLook w:firstColumn="1" w:firstRow="1" w:lastColumn="0" w:lastRow="0" w:noHBand="0" w:noVBand="1" w:val="04A0"/>
+      </w:tblPr>
+      <w:tblGrid>
+        <w:gridCol w:w="9972"/>
+      </w:tblGrid>
+      <w:tr>
+        <w:tc>
+          <w:tcPr>
+            <w:tcW w:type="dxa" w:w="9972"/>
+            <w:shd w:val="clear" w:color="auto" w:fill="FBE4E4"/>
+          </w:tcPr>
+          <w:p>
+            <w:pPr>
+              <w:spacing w:after="40"/>
+            </w:pPr>
+            <w:r>
+              <w:rPr>
+                <w:b/>
+                <w:sz w:val="19"/>
+              </w:rPr>
+              <w:t xml:space="preserve">CONTACT COUNT — 18 SUPERSEDED BY 19. </w:t>
+            </w:r>
+            <w:r>
+              <w:rPr>
+                <w:sz w:val="19"/>
+              </w:rPr>
+              <w:t>CORRECTION 2026-08-16, applied to this unapproved draft in place. Three places in this brief stated the hex-tile socket contact count as 18 and derived an accessibility conclusion from it. The count was CLOSED at 19 on 2026-08-11 (NP-DRV-SHELL-002 Rev 2 §5.1.4, principal decision: VLED+/PGND = 3+3), and NP-HW-HEXTILE-001 Rev 3 adopted the same pinout. The derived figure mattered more than the count: this brief carried "roughly 38–63 N at 18 contacts per 7-tile cluster", which was stale on BOTH halves at once — the count is 19 and the plate is at most 6 tiles, because no cluster reaches 7 under the 18-cluster CONTIG-1 partition. The stale pair asserted a HARSHER load than the design produces: the real figure is 34.2–57.0 N on a 6-tile plate, below the 37.8–63.0 N it replaced. Because contact count is an explicit RISK-22 accessibility variable, correcting the number without correcting the conclusion would have left this brief overstating the force a Parkinson's H&amp;Y II–III user must produce. Corrected in §0.1, §5.5 and the durability table. This revision is authored but not approved, so the correction is made in place rather than as Revision 7 — per 21 CFR 820.40(a) an unissued draft has no revision of record to supersede.</w:t>
             </w:r>
           </w:p>
         </w:tc>
@@ -1358,7 +1400,7 @@
                 <w:b w:val="0"/>
                 <w:sz w:val="17"/>
               </w:rPr>
-              <w:t>NP-HW-HEXTILE-001 Rev 3 — the electrical and FPC counterpart for T1-A and T1-C; §8.2.1 carries the 18-cluster derivation and §8.2.2 the interconnect options for the count overflow. Cluster map diagram at docs/diagrams/np_hextile_cluster_map.svg.</w:t>
+              <w:t>NP-HW-HEXTILE-001 Rev 4 — the electrical and FPC counterpart for T1-A and T1-C; §8.2.1 carries the 18-cluster derivation and §8.2.2 the interconnect options for the count overflow. Cluster map diagram at docs/diagrams/np_hextile_cluster_map.svg.</w:t>
             </w:r>
           </w:p>
         </w:tc>
@@ -1394,7 +1436,7 @@
                 <w:b w:val="0"/>
                 <w:sz w:val="17"/>
               </w:rPr>
-              <w:t>NP-HW-HUB-001 Rev 4 (DRAFT) — distributed cluster-controller tier replaces the five-slot star. The hub PCB no longer encodes the socket count at all, so REG-1 no longer blocks hub tooling.</w:t>
+              <w:t>NP-HW-HUB-001 Rev 6 (DRAFT) — distributed cluster-controller tier replaces the five-slot star. The hub PCB no longer encodes the socket count at all, so REG-1 no longer blocks hub tooling.</w:t>
             </w:r>
           </w:p>
         </w:tc>
@@ -7908,7 +7950,7 @@
           <w:i w:val="0"/>
           <w:sz w:val="19"/>
         </w:rPr>
-        <w:t>Modules lose their tail. A hex tile presents an 18-contact back-face pad array seated by the cluster clamp plunger, so the module interconnect has zero dynamic-flex paths — the retired architecture's dominant failure mode (fatigue cracking at a stiffener edge over 1,000 swap cycles) is designed out rather than mitigated. Non-obvious coupling recorded: contact count drives clamp-plate load (roughly 38–63 N at 18 contacts per 7-tile cluster), so contact count is a RISK-22 accessibility variable.</w:t>
+        <w:t>Modules lose their tail. A hex tile presents a 19-contact back-face pad array seated by the cluster clamp plunger, so the module interconnect has zero dynamic-flex paths — the retired architecture's dominant failure mode (fatigue cracking at a stiffener edge over 1,000 swap cycles) is designed out rather than mitigated. The count is CLOSED at 19 (NP-DRV-SHELL-002 Rev 2 §5.1.4, principal decision 2026-08-11: VLED+/PGND = 3+3, sized so that losing any one power contact still leaves ≥2× derating against the contact rating), and REQ-SKT-01 makes the layout binding: two staggered rows of nominally 9 + 10 at 2.00 mm pitch, because a 19-contact single row spans 38 mm and does not fit inside the 20.0 mm tile inradius. Non-obvious coupling recorded: contact count drives clamp-plate load, so contact count is a RISK-22 accessibility variable. The load is 34.2–57.0 N at 19 contacts on a 6-tile plate — and note this is BELOW the 37.8–63.0 N that 18 contacts on a 7-tile plate would give, because no cluster reaches 7 tiles under the 18-cluster CONTIG-1 partition (sizes are 3–6). The SYM-1 correction that raised the cluster count more than paid for the two extra contacts, so the clamp actuator sees less load than the earlier figure asserted, not more.</w:t>
       </w:r>
     </w:p>
     <w:p>
@@ -7990,7 +8032,7 @@
         <w:rPr>
           <w:sz w:val="19"/>
         </w:rPr>
-        <w:t>Enable word: bit 0 is NP_SAFETY_EN_PBM_CRANIAL; bits 1–4 are reserved holes EXCLUDED from NP_SAFETY_EN_ALL_MASK (0x3FFF → 0x3FE1), so bits 1–4 are stripped in np_spi_watchdog_tick and can never enable anything. That exclusion is defence in depth against a FUTURE authoring error re-introducing those positions — NOT compatibility with a deployed or legacy hub. No hub can set a retired zone bit: no hub hardware exists, and the NP_SAFETY_EN_PBM_ZONE_0..4 macros were deleted in the same change, surviving only in "Formerly …" comments (NP-HW-HUB-001 Rev 4 §7.2, corrected 2026-08-12). The reservation of bits 1–4 is unaffected and remains correct on independent Class C grounds: the bit position is deliberately NOT compacted, because enable-bit position ≡ current_ua[] slot ≡ charge-accumulator index is a three-way Class C identity that the 40 µC/cm² limit rests on, and that binds regardless of whether any hub exists.</w:t>
+        <w:t>Enable word: bit 0 is NP_SAFETY_EN_PBM_CRANIAL; bits 1–4 are reserved holes EXCLUDED from NP_SAFETY_EN_ALL_MASK (0x3FFF → 0x3FE1), so bits 1–4 are stripped in np_spi_watchdog_tick and can never enable anything. That exclusion is defence in depth against a FUTURE authoring error re-introducing those positions — NOT compatibility with a deployed or legacy hub. No hub can set a retired zone bit: no hub hardware exists, and the NP_SAFETY_EN_PBM_ZONE_0..4 macros were deleted in the same change, surviving only in "Formerly …" comments (NP-HW-HUB-001 Rev 6 §7.2, corrected 2026-08-12). The reservation of bits 1–4 is unaffected and remains correct on independent Class C grounds: the bit position is deliberately NOT compacted, because enable-bit position ≡ current_ua[] slot ≡ charge-accumulator index is a three-way Class C identity that the 40 µC/cm² limit rests on, and that binds regardless of whether any hub exists.</w:t>
       </w:r>
     </w:p>
     <w:tbl>
@@ -8024,7 +8066,7 @@
               <w:rPr>
                 <w:sz w:val="19"/>
               </w:rPr>
-              <w:t>Whether the safety layer can cut ONE cluster or only the whole cranial lattice is open. NP-DRV-SHELL-002 specifies per-cluster SAFE_EN_n (18 GPIO); NP-HW-HUB-001 Rev 4 §7.2 specifies a single cranial bit (1 GPIO, all-or-nothing). Per-cluster policy bits would need the enable word widened to uint32_t (18 cluster + 9 modality = 27 &gt; 16). Tracked as OI-HUB-C07 / OI-HEXTILE-13; proposed resolution at NP-HW-HEXTILE-001 §8.4.1 — split the enable by IEC 62304 class, with Class B per-cluster gates for availability and one Class C bit in series as the hard interlock.</w:t>
+              <w:t>Whether the safety layer can cut ONE cluster or only the whole cranial lattice is open. NP-DRV-SHELL-002 specifies per-cluster SAFE_EN_n (18 GPIO); NP-HW-HUB-001 Rev 6 §7.2 specifies a single cranial bit (1 GPIO, all-or-nothing). Per-cluster policy bits would need the enable word widened to uint32_t (18 cluster + 9 modality = 27 &gt; 16). Tracked as OI-HUB-C07 / OI-HEXTILE-13; proposed resolution at NP-HW-HEXTILE-001 §8.4.1 — split the enable by IEC 62304 class, with Class B per-cluster gates for availability and one Class C bit in series as the hard interlock.</w:t>
             </w:r>
           </w:p>
         </w:tc>
@@ -9983,7 +10025,7 @@
                 <w:b w:val="0"/>
                 <w:sz w:val="17"/>
               </w:rPr>
-              <w:t>The retired per-module sliding eject lever is superseded by the cluster clamp — one actuator per cluster instead of a lever per module. Contact count drives clamp-plate load (roughly 38–63 N at 18 contacts per 7-tile cluster), so contact count is now an accessibility variable, closed jointly with MECH-2 (OI-SHELL2-03). The Parkinson's Hoehn &amp; Yahr II–III accessibility target is unchanged; the HFE formative study with 5 subjects remains outstanding.</w:t>
+              <w:t>The retired per-module sliding eject lever is superseded by the cluster clamp — one actuator per cluster instead of a lever per module. Contact count drives clamp-plate load, so contact count is an accessibility variable. The count half of OI-SHELL2-03 is CLOSED at 19 contacts, giving 34.2–57.0 N on a 6-tile plate — below the 37.8–63.0 N that 18 contacts on a 7-tile plate would give, because no cluster reaches 7 tiles under the 18-cluster partition. OI-SHELL2-03's original "18 → 12 cuts plate load by a third" target was written against that retired pair and is not restatable. The Parkinson's Hoehn &amp; Yahr II–III accessibility target is unchanged, and what remains open is purely the human-factors question — whether 34–57 N is one-handed-achievable through the over-centre actuator — owned by MECH-2 and OI-RISK4-03. The HFE formative study with 5 subjects remains outstanding.</w:t>
             </w:r>
           </w:p>
         </w:tc>
@@ -14364,7 +14406,7 @@
                 <w:b w:val="0"/>
                 <w:sz w:val="16"/>
               </w:rPr>
-              <w:t>Rev 3, DESIGN STUDY</w:t>
+              <w:t>Rev 4, DESIGN STUDY</w:t>
             </w:r>
           </w:p>
         </w:tc>
@@ -14417,7 +14459,7 @@
                 <w:b w:val="0"/>
                 <w:sz w:val="16"/>
               </w:rPr>
-              <w:t>Rev 4, DRAFT</w:t>
+              <w:t>Rev 6, DRAFT</w:t>
             </w:r>
           </w:p>
         </w:tc>

--- a/docs/np_db_005.docx
+++ b/docs/np_db_005.docx
@@ -454,7 +454,7 @@
           <w:i/>
           <w:sz w:val="18"/>
         </w:rPr>
-        <w:t>Sources of record for this revision: CLAUDE.md Rev 33; docs/status/completed-decisions.md; docs/status/pending-decisions.md; docs/status/document-register.md; NP-DHF-001 Rev 28 (2026-08-04). Where a figure is gated by an open decision, the gate is named inline. Where two controlled documents disagree, the disagreement is reported rather than resolved.</w:t>
+        <w:t>Sources of record for this revision: CLAUDE.md Rev 35; docs/status/completed-decisions.md; docs/status/pending-decisions.md; docs/status/document-register.md; NP-DHF-001 Rev 28 (2026-08-04). Where a figure is gated by an open decision, the gate is named inline. Where two controlled documents disagree, the disagreement is reported rather than resolved.</w:t>
       </w:r>
     </w:p>
     <w:p>
@@ -2856,6 +2856,19 @@
       </w:pPr>
       <w:r>
         <w:rPr>
+          <w:b w:val="0"/>
+          <w:i w:val="0"/>
+          <w:sz w:val="18"/>
+        </w:rPr>
+        <w:t>A second rule, added 2026-08-12 after it was violated: a reported record must never contain a field whose VALUE OR PRESENCE depends on a sensitive predicate. The fault latch reported count unconditionally but zeroed tick_ms only for NP_SAFETY_STATUS_CARDIAC, which made count &gt; 0 AND tick_ms == 0 a self-interpreting one-bit cardiac oracle — worse than no redaction at all, because a bare relative SysTick value needs a session record SHDR does not hold, whereas the redaction pattern needed nothing. A redaction conditioned on a sensitive predicate leaks that predicate. The suppression was also moot: the cardiac predicate is deliberately published to SHDR separately as fault_log.fault_type = "CVNS_HR_CUTOFF" under the locked "safety interlock log → SHDR" rule.</w:t>
+      </w:r>
+    </w:p>
+    <w:p>
+      <w:pPr>
+        <w:spacing w:after="100"/>
+      </w:pPr>
+      <w:r>
+        <w:rPr>
           <w:b/>
           <w:i w:val="0"/>
           <w:sz w:val="19"/>
@@ -3333,7 +3346,7 @@
                 <w:b w:val="0"/>
                 <w:sz w:val="17"/>
               </w:rPr>
-              <w:t>—</w:t>
+              <w:t>tick_ms (fault event time) — NOT SHDR-reportable at all. Fault event timing is UHDR, matching fault_log's own statement in the fleet schema and the hub logger np_log_shdr_fault(), which discards its session_ms argument for every caller.</w:t>
             </w:r>
           </w:p>
         </w:tc>
@@ -3350,7 +3363,7 @@
                 <w:b w:val="0"/>
                 <w:sz w:val="17"/>
               </w:rPr>
-              <w:t>count (distinct-fault-transition tally) unconditionally. tick_ms in general — but SUPPRESSED to 0 when the latched fault carries NP_SAFETY_STATUS_CARDIAC, because a CVNS cardiac cutoff co-locates the event time with a UHDR-class health event. Enforced by np_fault_latch_report_tick_ms() / _report_count(); a future read command must marshal through these, not read s_latch directly.</w:t>
+              <w:t>count (distinct-fault-transition tally); status; slot (the latter two already in the 8-byte reply frame). Enforced by a single fixed-shape marshaller np_fault_latch_build_report() → np_fault_latch_report_t {status, slot, count}.</w:t>
             </w:r>
           </w:p>
         </w:tc>
@@ -8793,7 +8806,7 @@
         <w:rPr>
           <w:sz w:val="19"/>
         </w:rPr>
-        <w:t>Session data classification table now spans 32 elements (extended from 27 by the fault-latch tick_ms and count entries).</w:t>
+        <w:t>Session data classification table (NP-FW-EMMC-001 Rev 2) reclassifies fault-latch timing: tick_ms is UHDR and not SHDR-reportable; count, status and slot are SHDR.</w:t>
       </w:r>
     </w:p>
     <w:p>
@@ -14841,7 +14854,7 @@
                 <w:b w:val="0"/>
                 <w:sz w:val="16"/>
               </w:rPr>
-              <w:t>Rev 1</w:t>
+              <w:t>Rev 2 / Rev 1</w:t>
             </w:r>
           </w:p>
         </w:tc>
@@ -14858,7 +14871,7 @@
                 <w:b w:val="0"/>
                 <w:sz w:val="16"/>
               </w:rPr>
-              <w:t>Storage architecture; warranty token; factory reset; Mode F</w:t>
+              <w:t>Storage architecture; session-data classification; warranty token; factory reset; Mode F</w:t>
             </w:r>
           </w:p>
         </w:tc>

--- a/docs/np_db_005.docx
+++ b/docs/np_db_005.docx
@@ -604,7 +604,7 @@
                 <w:b w:val="0"/>
                 <w:sz w:val="17"/>
               </w:rPr>
-              <w:t>One universal 40 mm hexagonal module SKU tiling an ~80-socket lattice (NP-HEX-ZM-001 Rev 2). Zones are protocol-defined socket sets authored in protocols/predefined/00-zones.npps, not hardware slots. Total LED count now scales with how many T1-A tiles a build populates.</w:t>
+              <w:t>One universal 40 mm hexagonal module SKU tiling an ~80-socket lattice (NP-HEX-ZM-001 Rev 3). Zones are protocol-defined socket sets authored in protocols/predefined/00-zones.npps, not hardware slots. Total LED count now scales with how many T1-A tiles a build populates.</w:t>
             </w:r>
           </w:p>
         </w:tc>
@@ -869,7 +869,7 @@
                 <w:b w:val="0"/>
                 <w:sz w:val="17"/>
               </w:rPr>
-              <w:t>NP-DRV-SHELL-002 Rev 2 (2026-07-29) cluster-carrier interconnect. Modules present an 18-contact back-face pad array — the module interconnect has zero dynamic-flex paths. The &lt;5 µVpp injected-artifact requirement that separation served is retained verbatim (DRC-18c → SH2-DRC-16) and met by four other mechanisms.</w:t>
+              <w:t>NP-DRV-SHELL-002 Rev 3 (2026-07-29) cluster-carrier interconnect. Modules present an 18-contact back-face pad array — the module interconnect has zero dynamic-flex paths. The &lt;5 µVpp injected-artifact requirement that separation served is retained verbatim (DRC-18c → SH2-DRC-16) and met by four other mechanisms.</w:t>
             </w:r>
           </w:p>
         </w:tc>
@@ -1322,7 +1322,7 @@
                 <w:b w:val="0"/>
                 <w:sz w:val="17"/>
               </w:rPr>
-              <w:t>NP-HEX-ZM-001 Rev 2 (design study, Option A committed): one universal 40 mm flat-to-flat hexagonal module, median curvature R_m = 87 mm, tiling an ~80-socket lattice recovered from a direct 3D scan of the reference helmet interior. Three T1 tile types on one mold. Principal directions CLUSTER-1, SYM-1 and CONTIG-1 recorded. Companion ISA at docs/np_hex_zm_isa.md; firmware np_module_map delivered.</w:t>
+              <w:t>NP-HEX-ZM-001 Rev 3 (design study, Option A committed): one universal 40 mm flat-to-flat hexagonal module, median curvature R_m = 87 mm, tiling an ~80-socket lattice recovered from a direct 3D scan of the reference helmet interior. Three T1 tile types on one mold. Principal directions CLUSTER-1, SYM-1 and CONTIG-1 recorded. Companion ISA at docs/np_hex_zm_isa.md; firmware np_module_map delivered.</w:t>
             </w:r>
           </w:p>
         </w:tc>
@@ -1358,7 +1358,7 @@
                 <w:b w:val="0"/>
                 <w:sz w:val="17"/>
               </w:rPr>
-              <w:t>NP-HW-HEXTILE-001 Rev 3 — the electrical and FPC counterpart for T1-A and T1-C; §8.2.1 carries the 18-cluster derivation and §8.2.2 the interconnect options for the count overflow. Cluster map diagram at docs/diagrams/np_hextile_cluster_map.svg.</w:t>
+              <w:t>NP-HW-HEXTILE-001 Rev 4 — the electrical and FPC counterpart for T1-A and T1-C; §8.2.1 carries the 18-cluster derivation and §8.2.2 the interconnect options for the count overflow. Cluster map diagram at docs/diagrams/np_hextile_cluster_map.svg.</w:t>
             </w:r>
           </w:p>
         </w:tc>
@@ -1430,7 +1430,7 @@
                 <w:b w:val="0"/>
                 <w:sz w:val="17"/>
               </w:rPr>
-              <w:t>NP-DRV-SHELL-002 Rev 2 (DRAFT) — new document number because the architecture is replaced, not revised. Five networks split by physics; 28-item DRC checklist; three EMI prohibitions locked.</w:t>
+              <w:t>NP-DRV-SHELL-002 Rev 3 (DRAFT) — new document number because the architecture is replaced, not revised. Five networks split by physics; 28-item DRC checklist; three EMI prohibitions locked.</w:t>
             </w:r>
           </w:p>
         </w:tc>
@@ -6190,7 +6190,7 @@
         <w:spacing w:before="160" w:after="80"/>
       </w:pPr>
       <w:r>
-        <w:t>5.2 Hex-tile socket lattice (NP-HEX-ZM-001 Rev 2)</w:t>
+        <w:t>5.2 Hex-tile socket lattice (NP-HEX-ZM-001 Rev 3)</w:t>
       </w:r>
     </w:p>
     <w:p>
@@ -7356,13 +7356,55 @@
                 <w:b/>
                 <w:sz w:val="19"/>
               </w:rPr>
-              <w:t xml:space="preserve">COUNT CONFLICT, OPEN. </w:t>
+              <w:t xml:space="preserve">COUNT CONFLICT, RESOLVED 2026-08-16 (OI-HEXTILE-14 closed). </w:t>
             </w:r>
             <w:r>
               <w:rPr>
                 <w:sz w:val="19"/>
               </w:rPr>
-              <w:t>The 18-cluster count post-dates NP-DRV-SHELL-002 Rev 2 and NP-HW-HUB-001 Rev 3 (still uncorrected at Rev 4, which was a documentation-only change), both of which were written against ~12. Consequences not yet corrected in those documents (OI-HEXTILE-14): cluster-tier BOM $76.08 → $114.12; analog front ends scale with 18, not 12; and 18 exceeds BOTH the 16 provisioned connector positions AND the 8 branches × ≤2 clusters I2C tree. Interconnect options and a recommendation are recorded at NP-HW-HEXTILE-001 §8.2.2. The five-network split, the cluster-carrier selection and the zero-dynamic-flex conclusion are unaffected — only the counts and the enable ownership.</w:t>
+              <w:t>Every peer document now reads 18. NP-DRV-SHELL-002 Rev 2 (2026-08-11) adopted NP-HW-HEXTILE-001 §8.2.2 options 1 + 3 — 18 cluster tails against 20 provisioned connector positions, and D-7's 32-segment I2C tree replacing the 8 branches × ≤2 = 16 tree that could not reach 18. NP-HW-HUB-001 Rev 5 (2026-08-16) brought the last peer into agreement, re-sizing §7.4 (18/20 connectors, 216/240 pins, 4 × PCA9548A on LPI2C1–4), §6.3 (18 DG2788A, not 10), §5.2 (mux rate stated per cluster; its 16-controller tier-1 ceiling retired, which 18 exceeded), §8.2 and §8.5 (18 boards / $114.12; 216 parting-plane conductors, so the reduction against a star is ~4.1× rather than the 8.8× claimed) and HUB-DRC-C02. NP-HEX-ZM-001 §5.4a carries the 18-board design figure inside the MECH-2 table. HT-DRC-20 passes.</w:t>
+            </w:r>
+          </w:p>
+        </w:tc>
+      </w:tr>
+    </w:tbl>
+    <w:p>
+      <w:pPr>
+        <w:spacing w:after="40"/>
+      </w:pPr>
+    </w:p>
+    <w:tbl>
+      <w:tblPr>
+        <w:tblStyle w:val="TableGrid"/>
+        <w:tblW w:type="auto" w:w="0"/>
+        <w:jc w:val="center"/>
+        <w:tblLook w:firstColumn="1" w:firstRow="1" w:lastColumn="0" w:lastRow="0" w:noHBand="0" w:noVBand="1" w:val="04A0"/>
+      </w:tblPr>
+      <w:tblGrid>
+        <w:gridCol w:w="9972"/>
+      </w:tblGrid>
+      <w:tr>
+        <w:tc>
+          <w:tcPr>
+            <w:tcW w:type="dxa" w:w="9972"/>
+            <w:shd w:val="clear" w:color="auto" w:fill="FFF3CD"/>
+          </w:tcPr>
+          <w:p>
+            <w:pPr>
+              <w:spacing w:after="40"/>
+            </w:pPr>
+            <w:r>
+              <w:rPr>
+                <w:b/>
+                <w:sz w:val="19"/>
+              </w:rPr>
+              <w:t xml:space="preserve">WHAT REMAINS OPEN. </w:t>
+            </w:r>
+            <w:r>
+              <w:rPr>
+                <w:sz w:val="19"/>
+              </w:rPr>
+              <w:t>Connector positions are provisioned at 20 rather than 18 because socket count ~80 is PROVISIONAL pending REG-1/ACT-1, and the two axes are not symmetric: one extra conductor costs a hub pin on every tail, while two extra tail positions cost 12 pins once. Every other quantity is stated per cluster, so a lattice re-cut re-derives one number instead of renegotiating the interface. Still undecided, and deliberately not pre-empted: OI-HUB-C07 / OI-HEXTILE-13, whether per-cluster safety policy is wanted. If a single broadcast cranial enable is accepted, SAFE_EN[n] leaves the 12-conductor tail, the tail drops to 11, and the per-cluster star becomes a multi-drop trunk — at which point connector count stops being sensitive to cluster count at all. Every peer is written to be correct either way. The five-network split, the cluster-carrier selection and the zero-dynamic-flex conclusion were never in question.</w:t>
             </w:r>
           </w:p>
         </w:tc>
@@ -7536,7 +7578,7 @@
         <w:spacing w:before="160" w:after="80"/>
       </w:pPr>
       <w:r>
-        <w:t>5.5 Shell socket interconnect (NP-DRV-SHELL-002 Rev 2, DRAFT)</w:t>
+        <w:t>5.5 Shell socket interconnect (NP-DRV-SHELL-002 Rev 3, DRAFT)</w:t>
       </w:r>
     </w:p>
     <w:p>
@@ -8092,7 +8134,7 @@
               <w:rPr>
                 <w:sz w:val="19"/>
               </w:rPr>
-              <w:t>Whether the safety layer can cut ONE cluster or only the whole cranial lattice is open. NP-DRV-SHELL-002 Rev 2 had specified per-cluster SAFE_EN_n (18 GPIO); NP-HW-HUB-001 Rev 4 §7.2 specifies a single cranial bit (1 GPIO, all-or-nothing). Per-cluster policy bits would need the enable word widened to uint32_t (18 cluster + 9 modality = 27 &gt; 16). Tracked as OI-HUB-C07 / OI-HEXTILE-13; proposed resolution at NP-HW-HEXTILE-001 §8.4.1 — split the enable by IEC 62304 class, with Class B per-cluster gates for availability and one Class C bit in series as the hard interlock.</w:t>
+              <w:t>Whether the safety layer can cut ONE cluster or only the whole cranial lattice is open. NP-DRV-SHELL-002 Rev 4 had specified per-cluster SAFE_EN_n (18 GPIO); NP-HW-HUB-001 Rev 6 §7.2 specifies a single cranial bit (1 GPIO, all-or-nothing). Per-cluster policy bits would need the enable word widened to uint32_t (18 cluster + 9 modality = 27 &gt; 16). Tracked as OI-HUB-C07 / OI-HEXTILE-13; proposed resolution at NP-HW-HEXTILE-001 §8.4.1 — split the enable by IEC 62304 class, with Class B per-cluster gates for availability and one Class C bit in series as the hard interlock.</w:t>
             </w:r>
           </w:p>
         </w:tc>

--- a/docs/np_db_005.docx
+++ b/docs/np_db_005.docx
@@ -4803,7 +4803,7 @@
                 <w:b w:val="0"/>
                 <w:sz w:val="17"/>
               </w:rPr>
-              <w:t>$168–169</w:t>
+              <w:t>$360–423</w:t>
             </w:r>
           </w:p>
         </w:tc>
@@ -4820,7 +4820,7 @@
                 <w:b w:val="0"/>
                 <w:sz w:val="17"/>
               </w:rPr>
-              <w:t>$258–260</w:t>
+              <w:t>$554–650</w:t>
             </w:r>
           </w:p>
         </w:tc>
@@ -4851,10 +4851,11 @@
             </w:pPr>
             <w:r>
               <w:rPr>
-                <w:b w:val="0"/>
-                <w:sz w:val="17"/>
-              </w:rPr>
-              <w:t>42%</w:t>
+                <w:b/>
+                <w:color w:val="C00000"/>
+                <w:sz w:val="17"/>
+              </w:rPr>
+              <w:t>−23% to −45%</w:t>
             </w:r>
           </w:p>
         </w:tc>
@@ -4907,7 +4908,7 @@
                 <w:b w:val="0"/>
                 <w:sz w:val="17"/>
               </w:rPr>
-              <w:t>$265–266</w:t>
+              <w:t>$642–705</w:t>
             </w:r>
           </w:p>
         </w:tc>
@@ -4924,7 +4925,7 @@
                 <w:b w:val="0"/>
                 <w:sz w:val="17"/>
               </w:rPr>
-              <w:t>$370–372</w:t>
+              <w:t>$896–984</w:t>
             </w:r>
           </w:p>
         </w:tc>
@@ -4955,10 +4956,11 @@
             </w:pPr>
             <w:r>
               <w:rPr>
-                <w:b w:val="0"/>
-                <w:sz w:val="17"/>
-              </w:rPr>
-              <w:t>38%</w:t>
+                <w:b/>
+                <w:color w:val="C00000"/>
+                <w:sz w:val="17"/>
+              </w:rPr>
+              <w:t>−50% to −64%</w:t>
             </w:r>
           </w:p>
         </w:tc>
@@ -5011,7 +5013,7 @@
                 <w:b w:val="0"/>
                 <w:sz w:val="17"/>
               </w:rPr>
-              <w:t>$405</w:t>
+              <w:t>$897–959</w:t>
             </w:r>
           </w:p>
         </w:tc>
@@ -5028,7 +5030,7 @@
                 <w:b w:val="0"/>
                 <w:sz w:val="17"/>
               </w:rPr>
-              <w:t>$540</w:t>
+              <w:t>$1,196–1,278</w:t>
             </w:r>
           </w:p>
         </w:tc>
@@ -5059,10 +5061,11 @@
             </w:pPr>
             <w:r>
               <w:rPr>
-                <w:b w:val="0"/>
-                <w:sz w:val="17"/>
-              </w:rPr>
-              <w:t>36%</w:t>
+                <w:b/>
+                <w:color w:val="C00000"/>
+                <w:sz w:val="17"/>
+              </w:rPr>
+              <w:t>−41% to −51%</w:t>
             </w:r>
           </w:p>
         </w:tc>
@@ -5115,7 +5118,7 @@
                 <w:b w:val="0"/>
                 <w:sz w:val="17"/>
               </w:rPr>
-              <w:t>$460</w:t>
+              <w:t>$952–1,014</w:t>
             </w:r>
           </w:p>
         </w:tc>
@@ -5132,7 +5135,7 @@
                 <w:b w:val="0"/>
                 <w:sz w:val="17"/>
               </w:rPr>
-              <w:t>$622</w:t>
+              <w:t>$1,287–1,371</w:t>
             </w:r>
           </w:p>
         </w:tc>
@@ -5163,10 +5166,11 @@
             </w:pPr>
             <w:r>
               <w:rPr>
-                <w:b w:val="0"/>
-                <w:sz w:val="17"/>
-              </w:rPr>
-              <w:t>48%</w:t>
+                <w:b/>
+                <w:color w:val="C00000"/>
+                <w:sz w:val="17"/>
+              </w:rPr>
+              <w:t>−7% to −14%</w:t>
             </w:r>
           </w:p>
         </w:tc>
@@ -5219,7 +5223,7 @@
                 <w:b w:val="0"/>
                 <w:sz w:val="17"/>
               </w:rPr>
-              <w:t>$833</w:t>
+              <w:t>$1,463–1,525</w:t>
             </w:r>
           </w:p>
         </w:tc>
@@ -5236,7 +5240,7 @@
                 <w:b w:val="0"/>
                 <w:sz w:val="17"/>
               </w:rPr>
-              <w:t>$1,365</w:t>
+              <w:t>$2,398–2,500</w:t>
             </w:r>
           </w:p>
         </w:tc>
@@ -5267,10 +5271,10 @@
             </w:pPr>
             <w:r>
               <w:rPr>
-                <w:b w:val="0"/>
-                <w:sz w:val="17"/>
-              </w:rPr>
-              <w:t>73%</w:t>
+                <w:b/>
+                <w:sz w:val="17"/>
+              </w:rPr>
+              <w:t>+50% to +52%</w:t>
             </w:r>
           </w:p>
         </w:tc>
@@ -5323,7 +5327,7 @@
                 <w:b w:val="0"/>
                 <w:sz w:val="17"/>
               </w:rPr>
-              <w:t>$1,506</w:t>
+              <w:t>$2,136–2,198</w:t>
             </w:r>
           </w:p>
         </w:tc>
@@ -5340,7 +5344,7 @@
                 <w:b w:val="0"/>
                 <w:sz w:val="17"/>
               </w:rPr>
-              <w:t>$2,628</w:t>
+              <w:t>$3,728–3,836</w:t>
             </w:r>
           </w:p>
         </w:tc>
@@ -5371,10 +5375,10 @@
             </w:pPr>
             <w:r>
               <w:rPr>
-                <w:b w:val="0"/>
-                <w:sz w:val="17"/>
-              </w:rPr>
-              <w:t>81%</w:t>
+                <w:b/>
+                <w:sz w:val="17"/>
+              </w:rPr>
+              <w:t>+73%</w:t>
             </w:r>
           </w:p>
         </w:tc>
@@ -5397,6 +5401,16 @@
         </w:tc>
       </w:tr>
     </w:tbl>
+    <w:p>
+      <w:r>
+        <w:rPr>
+          <w:b/>
+          <w:color w:val="C00000"/>
+          <w:sz w:val="16"/>
+        </w:rPr>
+        <w:t>⚠ BOM / COGS / GM% re-derived 2026-08-16 against the hex-tile architecture (NP-COST-001 Rev 2 §4). RETAIL PRICING IS UNLOCKED (principal, 2026-08-16) -- but NO PRICE IS SET: the prices in this table are the ones currently in force, and every configuration is loss-making at them. NP-COST-001 §8 publishes the implied ladder -- break-even Home Standard ~$1,196-1,278, target margin $1,869-1,997 (2.20-2.35x the current $849); Core $955-1,121; Home Lite $1,445-1,587; Home Premium $2,475-2,637. Setting a price is a separate commercial decision and OI-HEXTILE-06 must be decided first (OI-COST-10), else the price is set against a cost that decision invalidates. Every cost figure is a FLOOR: it excludes term U (the emitter-count delta net of the retired hub-side drive stage), which is uncosted in both directions because OI-HEXTILE-02 has selected no 660/808 nm emitter -- so OI-HUB-C08 remains OPEN and cannot be closed from the record. All four T1 configurations are gross-margin negative at the floor. Three inputs are assumptions, not decisions: per-configuration tile population (OI-COST-01), full-L1-per-configuration (OI-COST-04), per-configuration BOM-&gt;COGS multiplier (OI-COST-05). Socket count ~80 is PROVISIONAL pending REG-1/ACT-1. Read NP-COST-001 before quoting any figure.</w:t>
+      </w:r>
+    </w:p>
     <w:p>
       <w:pPr>
         <w:spacing w:after="40"/>

--- a/docs/np_db_005.docx
+++ b/docs/np_db_005.docx
@@ -763,7 +763,7 @@
                 <w:b w:val="0"/>
                 <w:sz w:val="17"/>
               </w:rPr>
-              <w:t>Hub PCB Rev C (NP-HW-HUB-001 Rev 4, DRAFT): distributed cluster-controller tier. Rev 2 (Hub PCB Rev B) is archived verbatim as Appendix A; its DG2788A topology and TIA-saturation analysis carry forward onto the cluster carriers — only the count and the control source change. Zero GAIN_SEL GPIO remain.</w:t>
+              <w:t>Hub PCB Rev C (NP-HW-HUB-001 Rev 5, DRAFT): distributed cluster-controller tier. Rev 2 (Hub PCB Rev B) is archived verbatim as Appendix A; its DG2788A topology and TIA-saturation analysis carry forward onto the cluster carriers — only the count and the control source change. Zero GAIN_SEL GPIO remain.</w:t>
             </w:r>
           </w:p>
         </w:tc>
@@ -975,7 +975,7 @@
                 <w:b w:val="0"/>
                 <w:sz w:val="17"/>
               </w:rPr>
-              <w:t>Single NP_SAFETY_EN_PBM_CRANIAL bit (bit 0); bits 1–4 reserved and excluded from NP_SAFETY_EN_ALL_MASK (0x3FFF → 0x3FE1), so bits 1–4 are stripped in np_spi_watchdog_tick and can never enable anything. Note what that guard is NOT: no hub can set a retired zone bit — no hub hardware exists, and the ZONE macros were deleted in the same change — so the exclusion is defence in depth against a future authoring error, not compatibility with a deployed hub (NP-HW-HUB-001 Rev 4 §7.2). The reservation itself binds on separate Class C grounds: enable-bit position ≡ current_ua[] slot ≡ charge-accumulator index, which the 40 µC/cm² limit rests on. PA4 double-assignment cleared.</w:t>
+              <w:t>Single NP_SAFETY_EN_PBM_CRANIAL bit (bit 0); bits 1–4 reserved and excluded from NP_SAFETY_EN_ALL_MASK (0x3FFF → 0x3FE1), so bits 1–4 are stripped in np_spi_watchdog_tick and can never enable anything. Note what that guard is NOT: no hub can set a retired zone bit — no hub hardware exists, and the ZONE macros were deleted in the same change — so the exclusion is defence in depth against a future authoring error, not compatibility with a deployed hub (NP-HW-HUB-001 Rev 5 §7.2). The reservation itself binds on separate Class C grounds: enable-bit position ≡ current_ua[] slot ≡ charge-accumulator index, which the 40 µC/cm² limit rests on. PA4 double-assignment cleared.</w:t>
             </w:r>
           </w:p>
         </w:tc>
@@ -1394,7 +1394,7 @@
                 <w:b w:val="0"/>
                 <w:sz w:val="17"/>
               </w:rPr>
-              <w:t>NP-HW-HUB-001 Rev 4 (DRAFT) — distributed cluster-controller tier replaces the five-slot star. The hub PCB no longer encodes the socket count at all, so REG-1 no longer blocks hub tooling.</w:t>
+              <w:t>NP-HW-HUB-001 Rev 5 (DRAFT) — distributed cluster-controller tier replaces the five-slot star. The hub PCB no longer encodes the socket count at all, so REG-1 no longer blocks hub tooling.</w:t>
             </w:r>
           </w:p>
         </w:tc>
@@ -3045,7 +3045,7 @@
                 <w:b w:val="0"/>
                 <w:sz w:val="17"/>
               </w:rPr>
-              <w:t>Impact events between sessions — and per NP-FW-EMMC-002 §G only drop_detected: bool and maintenance_alert: bool. Raw series, g-force values, orientation vectors, timestamps and drop counts are all prohibited.</w:t>
+              <w:t>Impact events between sessions. Per NP-FW-EMMC-002 §G the steady-state set is only drop_detected: bool and maintenance_alert: bool — but §G's thresholds were unvalidated placeholders, and NP-FW-EMMC-002 Rev 2 §H (2026-08-12) now admits raw impact data under a TIME-BOXED, OPT-IN characterisation programme consented by the warranty owner and fed only into predictive-maintenance training, with fail-closed expiry in firmware. Outside that window: raw series, g-force values, orientation vectors, timestamps and drop counts are all prohibited.</w:t>
             </w:r>
           </w:p>
         </w:tc>
@@ -4152,8 +4152,63 @@
         <w:spacing w:before="160" w:after="80"/>
       </w:pPr>
       <w:r>
-        <w:t>3.3 A priori research consent — four onboarding screens</w:t>
+        <w:t>3.3 A priori research consent — four layers across two screens</w:t>
       </w:r>
+    </w:p>
+    <w:p>
+      <w:pPr>
+        <w:spacing w:after="100"/>
+      </w:pPr>
+      <w:r>
+        <w:rPr>
+          <w:b w:val="0"/>
+          <w:i w:val="0"/>
+          <w:sz w:val="18"/>
+        </w:rPr>
+        <w:t>Layers are not screens (restructured 2026-08-16, CLAUDE.md Rev 36). L1–L4 remain the four consent LAYERS — the units of the data model, of the withdrawal surfaces, and of every citation elsewhere in the document set — but they are now presented across TWO screens. A citation to "L3" means the blanket-consent layer wherever it is rendered; it has never meant "the third screen". S1 (What you get back) carries L4 + L1: what do you want to hear about, and how do we reach you. S2 (What you share) carries L2 + L3: which research areas, and do you want to be asked about each study. L1 and L4 were always one question — L1 asks may we contact you, L4 asks what about — and a contact method is the shared precondition for all three delivery paths.</w:t>
+      </w:r>
+    </w:p>
+    <w:tbl>
+      <w:tblPr>
+        <w:tblStyle w:val="TableGrid"/>
+        <w:tblW w:type="auto" w:w="0"/>
+        <w:jc w:val="center"/>
+        <w:tblLook w:firstColumn="1" w:firstRow="1" w:lastColumn="0" w:lastRow="0" w:noHBand="0" w:noVBand="1" w:val="04A0"/>
+      </w:tblPr>
+      <w:tblGrid>
+        <w:gridCol w:w="9972"/>
+      </w:tblGrid>
+      <w:tr>
+        <w:tc>
+          <w:tcPr>
+            <w:tcW w:type="dxa" w:w="9972"/>
+            <w:shd w:val="clear" w:color="auto" w:fill="FFF3CD"/>
+          </w:tcPr>
+          <w:p>
+            <w:pPr>
+              <w:spacing w:after="40"/>
+            </w:pPr>
+            <w:r>
+              <w:rPr>
+                <w:b/>
+                <w:sz w:val="19"/>
+              </w:rPr>
+              <w:t xml:space="preserve">TWO SCREENS, FOUR LAYERS, FOUR AXES. </w:t>
+            </w:r>
+            <w:r>
+              <w:rPr>
+                <w:sz w:val="19"/>
+              </w:rPr>
+              <w:t>Selecting all nine L2 categories is NOT equivalent to L3 blanket consent, and S2 therefore carries TWO controls rather than one. They are orthogonal axes: L2 is SCOPE (which research areas), L3 is POSTURE (ask-me-each-time versus pre-approved). L2-all-categories means "ask me about everything"; L3 means "stop asking me". The position "everything, but ask me" is real — arguably the most engaged position a user can hold — and is expressible only while both axes survive. The two also have different withdrawal semantics in code: blanket withdrawal tears down research analytics, category withdrawal does not.</w:t>
+            </w:r>
+          </w:p>
+        </w:tc>
+      </w:tr>
+    </w:tbl>
+    <w:p>
+      <w:pPr>
+        <w:spacing w:after="40"/>
+      </w:pPr>
     </w:p>
     <w:tbl>
       <w:tblPr>
@@ -8003,7 +8058,7 @@
         <w:rPr>
           <w:sz w:val="19"/>
         </w:rPr>
-        <w:t>Enable word: bit 0 is NP_SAFETY_EN_PBM_CRANIAL; bits 1–4 are reserved holes EXCLUDED from NP_SAFETY_EN_ALL_MASK (0x3FFF → 0x3FE1), so bits 1–4 are stripped in np_spi_watchdog_tick and can never enable anything. That exclusion is defence in depth against a FUTURE authoring error re-introducing those positions — NOT compatibility with a deployed or legacy hub. No hub can set a retired zone bit: no hub hardware exists, and the NP_SAFETY_EN_PBM_ZONE_0..4 macros were deleted in the same change, surviving only in "Formerly …" comments (NP-HW-HUB-001 Rev 4 §7.2, corrected 2026-08-12). The reservation of bits 1–4 is unaffected and remains correct on independent Class C grounds: the bit position is deliberately NOT compacted, because enable-bit position ≡ current_ua[] slot ≡ charge-accumulator index is a three-way Class C identity that the 40 µC/cm² limit rests on, and that binds regardless of whether any hub exists.</w:t>
+        <w:t>Enable word: bit 0 is NP_SAFETY_EN_PBM_CRANIAL; bits 1–4 are reserved holes EXCLUDED from NP_SAFETY_EN_ALL_MASK (0x3FFF → 0x3FE1), so bits 1–4 are stripped in np_spi_watchdog_tick and can never enable anything. That exclusion is defence in depth against a FUTURE authoring error re-introducing those positions — NOT compatibility with a deployed or legacy hub. No hub can set a retired zone bit: no hub hardware exists, and the NP_SAFETY_EN_PBM_ZONE_0..4 macros were deleted in the same change, surviving only in "Formerly …" comments (NP-HW-HUB-001 Rev 5 §7.2, corrected 2026-08-12). The reservation of bits 1–4 is unaffected and remains correct on independent Class C grounds: the bit position is deliberately NOT compacted, because enable-bit position ≡ current_ua[] slot ≡ charge-accumulator index is a three-way Class C identity that the 40 µC/cm² limit rests on, and that binds regardless of whether any hub exists.</w:t>
       </w:r>
     </w:p>
     <w:tbl>
@@ -8031,13 +8086,13 @@
                 <w:b/>
                 <w:sz w:val="19"/>
               </w:rPr>
-              <w:t xml:space="preserve">SAFETY GRANULARITY, OPEN. </w:t>
+              <w:t xml:space="preserve">SAFETY GRANULARITY — DECIDED 2026-08-16. </w:t>
             </w:r>
             <w:r>
               <w:rPr>
                 <w:sz w:val="19"/>
               </w:rPr>
-              <w:t>Whether the safety layer can cut ONE cluster or only the whole cranial lattice is open. NP-DRV-SHELL-002 specifies per-cluster SAFE_EN_n (18 GPIO); NP-HW-HUB-001 Rev 4 §7.2 specifies a single cranial bit (1 GPIO, all-or-nothing). Per-cluster policy bits would need the enable word widened to uint32_t (18 cluster + 9 modality = 27 &gt; 16). Tracked as OI-HUB-C07 / OI-HEXTILE-13; proposed resolution at NP-HW-HEXTILE-001 §8.4.1 — split the enable by IEC 62304 class, with Class B per-cluster gates for availability and one Class C bit in series as the hard interlock.</w:t>
+              <w:t>Whether the safety layer can cut ONE cluster or only the whole cranial lattice is open. NP-DRV-SHELL-002 Rev 2 had specified per-cluster SAFE_EN_n (18 GPIO); NP-HW-HUB-001 Rev 4 §7.2 specifies a single cranial bit (1 GPIO, all-or-nothing). Per-cluster policy bits would need the enable word widened to uint32_t (18 cluster + 9 modality = 27 &gt; 16). Tracked as OI-HUB-C07 / OI-HEXTILE-13; proposed resolution at NP-HW-HEXTILE-001 §8.4.1 — split the enable by IEC 62304 class, with Class B per-cluster gates for availability and one Class C bit in series as the hard interlock.</w:t>
             </w:r>
           </w:p>
         </w:tc>
@@ -11533,7 +11588,7 @@
                 <w:b/>
                 <w:sz w:val="17"/>
               </w:rPr>
-              <w:t>HIGH (OPEN)</w:t>
+              <w:t>CLOSED 2026-08-16</w:t>
             </w:r>
           </w:p>
         </w:tc>
@@ -11550,7 +11605,7 @@
                 <w:b w:val="0"/>
                 <w:sz w:val="17"/>
               </w:rPr>
-              <w:t>Safety-cut granularity contested (OI-HUB-C07 / OI-HEXTILE-13)</w:t>
+              <w:t>Safety-cut granularity (OI-HUB-C07 / OI-HEXTILE-13)</w:t>
             </w:r>
           </w:p>
         </w:tc>
@@ -11567,7 +11622,7 @@
                 <w:b w:val="0"/>
                 <w:sz w:val="17"/>
               </w:rPr>
-              <w:t>Per-cluster SAFE_EN_n (18 GPIO) versus a single cranial bit (1 GPIO, all-or-nothing). Proposed resolution at NP-HW-HEXTILE-001 §8.4.1.</w:t>
+              <w:t>DECIDED AGAINST per-cluster safety POLICY: the cranial PBM enable is ONE Class C bit, with 18 per-cluster physical gates reclassified IEC 62304 Class B and SAFE_EN reduced to a single broadcast Class C line. Closed on the absence of the stated falsifier — a hazard requiring a single-cluster cut where a whole-lattice cut is itself unacceptable — and NP-HW-HUB-001 §7.2.1 records why that absence is structural rather than merely evidential. Safety-MCU I/O demand falls ~40 → ~23, unblocking package selection. No runtime behaviour, wire format or enable-word change.</w:t>
             </w:r>
           </w:p>
         </w:tc>
@@ -12368,6 +12423,48 @@
         <w:t>9.2 OI-LED-W1 — NIR wavelength decision (OPEN, raised 2026-07-28)</w:t>
       </w:r>
     </w:p>
+    <w:tbl>
+      <w:tblPr>
+        <w:tblStyle w:val="TableGrid"/>
+        <w:tblW w:type="auto" w:w="0"/>
+        <w:jc w:val="center"/>
+        <w:tblLook w:firstColumn="1" w:firstRow="1" w:lastColumn="0" w:lastRow="0" w:noHBand="0" w:noVBand="1" w:val="04A0"/>
+      </w:tblPr>
+      <w:tblGrid>
+        <w:gridCol w:w="9972"/>
+      </w:tblGrid>
+      <w:tr>
+        <w:tc>
+          <w:tcPr>
+            <w:tcW w:type="dxa" w:w="9972"/>
+            <w:shd w:val="clear" w:color="auto" w:fill="FFF3CD"/>
+          </w:tcPr>
+          <w:p>
+            <w:pPr>
+              <w:spacing w:after="40"/>
+            </w:pPr>
+            <w:r>
+              <w:rPr>
+                <w:b/>
+                <w:sz w:val="19"/>
+              </w:rPr>
+              <w:t xml:space="preserve">PREMISE CORRECTED 2026-08-16. </w:t>
+            </w:r>
+            <w:r>
+              <w:rPr>
+                <w:sz w:val="19"/>
+              </w:rPr>
+              <w:t>The electrical premise this decision rested on was traced on 2026-08-16 and does not hold (NP-HW-HEXTILE-001 Rev 4; pending-decisions §13.2e). Two findings. **(1) There is no controlled document specifying a 1.6–2.2 V forward-voltage constraint.** That span was welded from two different columns of one estimate table and from two DIFFERENT CHANNELS: 1.6 V is the NIR channel's lower bound, 2.2 V the 660 nm channel's upper bound. The 660 nm figure taken alone is 2.0–2.2 V, and both owning documents label their values design targets rather than datasheet values. The 660 nm primary's Vf has still never been read off a datasheet — it is an estimate of an estimate. **(2) The load-bearing constraint was a rail, and that rail is retired.** NP-PROC-FPC-001 §2.6.2's actual wording names driving red and NIR strings on the same **15 V** VLED rail; VLED is now **24 V** (D-6, adopted programme-wide as OI-HUB-C17b). Consequence: **a 3.0–3.6 V part is not categorically incompatible with a 24 V rail** — compliant strings exist at both ends of the bracket (8 × 2.80 V and 7 × 3.30 V both land on residuals the tile spec already accepts). What remains is a DIVISIBILITY question with an interior dead band at 3.00 &lt; Vf &lt; 3.20 V, not a driver-architecture question. **The 150 mA Vf is still unknown for every candidate** — the datasheet tabulates only at 1 A and 2 A — so whether the part lands in the dead band is one curve-read away. The wavelength decision itself remains OPEN and still needs SAB, Regulatory Counsel and EE Lead; what changed is that Option B's stated cost was overstated.</w:t>
+            </w:r>
+          </w:p>
+        </w:tc>
+      </w:tr>
+    </w:tbl>
+    <w:p>
+      <w:pPr>
+        <w:spacing w:after="40"/>
+      </w:pPr>
+    </w:p>
     <w:p>
       <w:pPr>
         <w:spacing w:after="100"/>
@@ -12378,7 +12475,7 @@
           <w:i w:val="0"/>
           <w:sz w:val="19"/>
         </w:rPr>
-        <w:t>No shortlisted high-power NIR LED (≥350 mA class, thermal-pad ceramic SMD) sits inside the 808–830 nm spec. The two electrically-workable candidates — Lumileds L1IZ-0850 (850 nm) and ams-OSRAM SFH 4718A (860 nm) — are 20 nm and 30 nm over the window. The one in-window candidate, ams-OSRAM SFH 4703AS (820 nm), has a Vf of about 3.0–3.6 V against the 1.6–2.2 V the existing 660 nm string and driver architecture assumes. Pulse-current rating is NOT the blocker — that was closed 2026-07-28 from manufacturer datasheets, with the 660 nm primary (ams-OSRAM GH CSSRM5.24) showing 7.8× margin at the 180 mA operating ceiling. The blocker is wavelength versus electrical compatibility.</w:t>
+        <w:t>No shortlisted high-power NIR LED (≥350 mA class, thermal-pad ceramic SMD) sits inside the 808–830 nm spec. The two electrically-workable candidates — Lumileds L1IZ-0850 (850 nm) and ams-OSRAM SFH 4718A (860 nm) — are 20 nm and 30 nm over the window. The one in-window candidate, ams-OSRAM SFH 4703AS (820 nm), has a Vf of about 3.0–3.6 V. Pulse-current rating is NOT the blocker — that was closed 2026-07-28 from manufacturer datasheets, with the 660 nm primary (ams-OSRAM GH CSSRM5.24) showing 7.8× margin at the 180 mA operating ceiling. The blocker is wavelength versus electrical compatibility.</w:t>
       </w:r>
     </w:p>
     <w:p>
@@ -14430,7 +14527,7 @@
                 <w:b w:val="0"/>
                 <w:sz w:val="16"/>
               </w:rPr>
-              <w:t>Rev 4, DRAFT</w:t>
+              <w:t>Rev 5, DRAFT</w:t>
             </w:r>
           </w:p>
         </w:tc>
